--- a/Recomendacion_postes_Idea2.docx
+++ b/Recomendacion_postes_Idea2.docx
@@ -588,7 +588,7 @@
                 <w:sz w:val="20"/>
                 <w:szCs w:val="20"/>
               </w:rPr>
-              <w:t xml:space="preserve">el norte real está 7° a la izquierda (hacia el oeste) de la perpendicular a la pared larga</w:t>
+              <w:t>el norte real está 7° a la derecha (hacia el este) de la perpendicular a la pared larga</w:t>
             </w:r>
           </w:p>
         </w:tc>
@@ -656,7 +656,7 @@
                 <w:sz w:val="20"/>
                 <w:szCs w:val="20"/>
               </w:rPr>
-              <w:t xml:space="preserve">banda de 7,0 m junto a la pared norte</w:t>
+              <w:t>banda de 8,3 m junto a la pared norte (hasta 9,6 m en el extremo este)</w:t>
             </w:r>
           </w:p>
         </w:tc>
@@ -724,7 +724,7 @@
                 <w:sz w:val="20"/>
                 <w:szCs w:val="20"/>
               </w:rPr>
-              <w:t xml:space="preserve">23,5 × 14,8 m (348 m²), pegada al borde abierto, a 12,9 m de la pared oeste y a 4,5 m de la pared este</w:t>
+              <w:t>23,4 × 14,5 m (340 m²), pegada al borde abierto, a 10,8 m de la pared oeste y a 6,7 m de la pared este</w:t>
             </w:r>
           </w:p>
         </w:tc>
@@ -1115,7 +1115,7 @@
         <w:spacing w:after="120" w:line="276"/>
       </w:pPr>
       <w:r>
-        <w:t xml:space="preserve">Una lona elevada no da sombra justo debajo: su sombra se corre en dirección contraria al sol. Calculamos la posición del sol para Montevideo (latitud 34,9° S) el 17 de octubre de 2026, con el mismo método que la presentación (las alturas del sol coinciden: 61°, 65°, 61° y 53°). El cálculo tiene en cuenta que el norte real está girado 7° respecto del patio, así que los corrimientos están medidos en los ejes del patio.</w:t>
+        <w:t>Una lona elevada no da sombra justo debajo: su sombra se corre en dirección contraria al sol. Calculamos la posición del sol para Montevideo (latitud 34,9° S) el 17 de octubre de 2026, con el mismo método que la presentación (las alturas del sol coinciden: 61°, 65°, 61° y 53°). El cálculo tiene en cuenta que el norte real está girado 7° hacia el este respecto del patio, así que los corrimientos están medidos en los ejes del patio.</w:t>
       </w:r>
     </w:p>
     <w:tbl>
@@ -1340,7 +1340,7 @@
                 <w:sz w:val="20"/>
                 <w:szCs w:val="20"/>
               </w:rPr>
-              <w:t xml:space="preserve">11:30</w:t>
+              <w:t>11:30</w:t>
             </w:r>
           </w:p>
         </w:tc>
@@ -1371,7 +1371,7 @@
                 <w:sz w:val="20"/>
                 <w:szCs w:val="20"/>
               </w:rPr>
-              <w:t xml:space="preserve">61°</w:t>
+              <w:t>61°</w:t>
             </w:r>
           </w:p>
         </w:tc>
@@ -1402,7 +1402,7 @@
                 <w:sz w:val="20"/>
                 <w:szCs w:val="20"/>
               </w:rPr>
-              <w:t xml:space="preserve">noreste</w:t>
+              <w:t>noreste</w:t>
             </w:r>
           </w:p>
         </w:tc>
@@ -1433,7 +1433,7 @@
                 <w:sz w:val="20"/>
                 <w:szCs w:val="20"/>
               </w:rPr>
-              <w:t xml:space="preserve">3,5 m</w:t>
+              <w:t>3,0 m</w:t>
             </w:r>
           </w:p>
         </w:tc>
@@ -1464,7 +1464,7 @@
                 <w:sz w:val="20"/>
                 <w:szCs w:val="20"/>
               </w:rPr>
-              <w:t xml:space="preserve">1,6 m al oeste</w:t>
+              <w:t>2,4 m al oeste</w:t>
             </w:r>
           </w:p>
         </w:tc>
@@ -1501,7 +1501,7 @@
                 <w:sz w:val="20"/>
                 <w:szCs w:val="20"/>
               </w:rPr>
-              <w:t xml:space="preserve">12:30</w:t>
+              <w:t>12:30</w:t>
             </w:r>
           </w:p>
         </w:tc>
@@ -1532,7 +1532,7 @@
                 <w:sz w:val="20"/>
                 <w:szCs w:val="20"/>
               </w:rPr>
-              <w:t xml:space="preserve">65°</w:t>
+              <w:t>65°</w:t>
             </w:r>
           </w:p>
         </w:tc>
@@ -1563,7 +1563,7 @@
                 <w:sz w:val="20"/>
                 <w:szCs w:val="20"/>
               </w:rPr>
-              <w:t xml:space="preserve">norte</w:t>
+              <w:t>norte</w:t>
             </w:r>
           </w:p>
         </w:tc>
@@ -1594,7 +1594,7 @@
                 <w:sz w:val="20"/>
                 <w:szCs w:val="20"/>
               </w:rPr>
-              <w:t xml:space="preserve">3,3 m</w:t>
+              <w:t>3,3 m</w:t>
             </w:r>
           </w:p>
         </w:tc>
@@ -1625,7 +1625,7 @@
                 <w:sz w:val="20"/>
                 <w:szCs w:val="20"/>
               </w:rPr>
-              <w:t xml:space="preserve">0,4 m al este</w:t>
+              <w:t>0,4 m al oeste</w:t>
             </w:r>
           </w:p>
         </w:tc>
@@ -1662,7 +1662,7 @@
                 <w:sz w:val="20"/>
                 <w:szCs w:val="20"/>
               </w:rPr>
-              <w:t xml:space="preserve">13:30</w:t>
+              <w:t>13:30</w:t>
             </w:r>
           </w:p>
         </w:tc>
@@ -1693,7 +1693,7 @@
                 <w:sz w:val="20"/>
                 <w:szCs w:val="20"/>
               </w:rPr>
-              <w:t xml:space="preserve">61°</w:t>
+              <w:t>61°</w:t>
             </w:r>
           </w:p>
         </w:tc>
@@ -1724,7 +1724,7 @@
                 <w:sz w:val="20"/>
                 <w:szCs w:val="20"/>
               </w:rPr>
-              <w:t xml:space="preserve">noroeste</w:t>
+              <w:t>noroeste</w:t>
             </w:r>
           </w:p>
         </w:tc>
@@ -1755,7 +1755,7 @@
                 <w:sz w:val="20"/>
                 <w:szCs w:val="20"/>
               </w:rPr>
-              <w:t xml:space="preserve">3,0 m</w:t>
+              <w:t>3,5 m</w:t>
             </w:r>
           </w:p>
         </w:tc>
@@ -1786,7 +1786,7 @@
                 <w:sz w:val="20"/>
                 <w:szCs w:val="20"/>
               </w:rPr>
-              <w:t xml:space="preserve">2,4 m al este</w:t>
+              <w:t>1,6 m al este</w:t>
             </w:r>
           </w:p>
         </w:tc>
@@ -1823,7 +1823,7 @@
                 <w:sz w:val="20"/>
                 <w:szCs w:val="20"/>
               </w:rPr>
-              <w:t xml:space="preserve">14:30</w:t>
+              <w:t>14:30</w:t>
             </w:r>
           </w:p>
         </w:tc>
@@ -1854,7 +1854,7 @@
                 <w:sz w:val="20"/>
                 <w:szCs w:val="20"/>
               </w:rPr>
-              <w:t xml:space="preserve">53°</w:t>
+              <w:t>53°</w:t>
             </w:r>
           </w:p>
         </w:tc>
@@ -1885,7 +1885,7 @@
                 <w:sz w:val="20"/>
                 <w:szCs w:val="20"/>
               </w:rPr>
-              <w:t xml:space="preserve">noroeste</w:t>
+              <w:t>noroeste</w:t>
             </w:r>
           </w:p>
         </w:tc>
@@ -1916,7 +1916,7 @@
                 <w:sz w:val="20"/>
                 <w:szCs w:val="20"/>
               </w:rPr>
-              <w:t xml:space="preserve">2,6 m</w:t>
+              <w:t>3,6 m</w:t>
             </w:r>
           </w:p>
         </w:tc>
@@ -1947,7 +1947,7 @@
                 <w:sz w:val="20"/>
                 <w:szCs w:val="20"/>
               </w:rPr>
-              <w:t xml:space="preserve">4,7 m al este</w:t>
+              <w:t>3,9 m al este</w:t>
             </w:r>
           </w:p>
         </w:tc>
@@ -1993,7 +1993,7 @@
         <w:t xml:space="preserve">Hacia el sur: </w:t>
       </w:r>
       <w:r>
-        <w:t xml:space="preserve">la sombra se corre como máximo 3,5 m. La zona llega hasta 9,6 m de la pared norte (24,43 − 14,8), así que el borde norte de la sombra (a 3,5 m de la pared) queda 6,1 m más adentro. Cubierta.</w:t>
+        <w:t>la sombra se corre como máximo 3,6 m. La zona llega hasta 9,9 m de la pared norte (24,43 − 14,5), así que el borde norte de la sombra (a 3,6 m de la pared) queda 6,3 m más adentro. Cubierta.</w:t>
       </w:r>
     </w:p>
     <w:p>
@@ -2013,7 +2013,7 @@
         <w:t xml:space="preserve">Hacia el este (a la tarde): </w:t>
       </w:r>
       <w:r>
-        <w:t xml:space="preserve">como máximo 4,7 m. La zona empieza a 12,9 m de la pared oeste. Quedan 8,2 m de margen. Cubierta.</w:t>
+        <w:t>como máximo 3,9 m. La zona empieza a 10,8 m de la pared oeste. Quedan 6,9 m de margen. Cubierta.</w:t>
       </w:r>
     </w:p>
     <w:p>
@@ -2033,7 +2033,7 @@
         <w:t xml:space="preserve">Hacia el oeste (a la mañana): </w:t>
       </w:r>
       <w:r>
-        <w:t xml:space="preserve">como máximo 1,6 m. Entre la zona y la pared este hay 4,5 m. Quedan 2,9 m de margen. Cubierta.</w:t>
+        <w:t>como máximo 2,4 m. Entre la zona y la pared este hay 6,7 m. Quedan 4,3 m de margen. Cubierta.</w:t>
       </w:r>
     </w:p>
     <w:p>
@@ -2056,7 +2056,7 @@
         <w:t xml:space="preserve">Zona “a veces sombra” (la prioridad 2): </w:t>
       </w:r>
       <w:r>
-        <w:t xml:space="preserve">al correrse la sombra quedan dos franjas descubiertas por la lona, pero las cubren las paredes. A las 14:30 la franja de 4,7 m junto a la pared oeste está a la sombra de esa pared (que proyecta unos 12,9 m hacia el este). A las 11:30 la franja de 1,6 m junto a la pared este está a la sombra de esa pared (que proyecta unos 4,5 m hacia el oeste).</w:t>
+        <w:t>al correrse la sombra quedan dos franjas descubiertas por la lona, pero las cubren las paredes. A las 14:30 la franja de 3,9 m junto a la pared oeste está a la sombra de esa pared (que proyecta unos 10,8 m hacia el este). A las 11:30 la franja de 2,4 m junto a la pared este está a la sombra de esa pared (que proyecta unos 6,7 m hacia el oeste).</w:t>
       </w:r>
     </w:p>
     <w:p>
@@ -2072,7 +2072,7 @@
         <w:spacing w:after="120" w:line="276"/>
       </w:pPr>
       <w:r>
-        <w:t xml:space="preserve">El patio no está alineado exactamente con los puntos cardinales: el norte real está 7° hacia el oeste. Por eso al mediodía solar (12:30) el sol está exactamente al norte, pero visto desde el patio viene un poco del lado oeste, y la sombra ya se corre 0,4 m al este. A la mañana el corrimiento al oeste es menor (1,6 m) que el corrimiento al este de la tarde (4,7 m). Esto es favorable: el lado este de la zona, que es el que tiene menos margen (4,5 m), es el que menos corrimiento recibe. El giro no afecta a la estructura, porque los cables van paralelos a la pared norte y se anclan en las paredes este y oeste.</w:t>
+        <w:t>El patio no está alineado exactamente con los puntos cardinales: el norte real está 7° hacia el este. Por eso al mediodía solar (12:30) el sol está exactamente al norte, pero visto desde el patio viene un poco del lado este, y la sombra ya se corre 0,4 m al oeste. A la mañana la sombra se corre 2,4 m al oeste y a la tarde 3,9 m al este. Los dos lados de la zona tienen margen de sobra: 4,3 m del lado este y 6,9 m del lado oeste. El giro no afecta a la estructura, porque los cables van paralelos a la pared norte y se anclan en las paredes este y oeste.</w:t>
       </w:r>
     </w:p>
     <w:p>
@@ -4012,7 +4012,7 @@
           <w:sz w:val="18"/>
           <w:szCs w:val="18"/>
         </w:rPr>
-        <w:t xml:space="preserve">Vista en planta. Zonas de sombra según la presentación del 17 de octubre (el borde de la zona “siempre sombra” está simplificado como una línea recta).</w:t>
+        <w:t>Vista en planta. Zonas de sombra según la presentación del 17 de octubre.</w:t>
       </w:r>
     </w:p>
     <w:tbl>
